--- a/2PVT-UAS 06.docx
+++ b/2PVT-UAS 06.docx
@@ -1,6 +1,6 @@
 
 <file path=word/document.xml><?xml version="1.0" encoding="utf-8"?>
-<w:document xmlns:wpc="http://schemas.microsoft.com/office/word/2010/wordprocessingCanvas" xmlns:cx="http://schemas.microsoft.com/office/drawing/2014/chartex" xmlns:cx1="http://schemas.microsoft.com/office/drawing/2015/9/8/chartex" xmlns:mc="http://schemas.openxmlformats.org/markup-compatibility/2006" xmlns:o="urn:schemas-microsoft-com:office:office" xmlns:r="http://schemas.openxmlformats.org/officeDocument/2006/relationships" xmlns:m="http://schemas.openxmlformats.org/officeDocument/2006/math" xmlns:v="urn:schemas-microsoft-com:vml" xmlns:wp14="http://schemas.microsoft.com/office/word/2010/wordprocessingDrawing" xmlns:wp="http://schemas.openxmlformats.org/drawingml/2006/wordprocessingDrawing" xmlns:w10="urn:schemas-microsoft-com:office:word" xmlns:w="http://schemas.openxmlformats.org/wordprocessingml/2006/main" xmlns:w14="http://schemas.microsoft.com/office/word/2010/wordml" xmlns:w15="http://schemas.microsoft.com/office/word/2012/wordml" xmlns:w16se="http://schemas.microsoft.com/office/word/2015/wordml/symex" xmlns:wpg="http://schemas.microsoft.com/office/word/2010/wordprocessingGroup" xmlns:wpi="http://schemas.microsoft.com/office/word/2010/wordprocessingInk" xmlns:wne="http://schemas.microsoft.com/office/word/2006/wordml" xmlns:wps="http://schemas.microsoft.com/office/word/2010/wordprocessingShape" mc:Ignorable="w14 w15 w16se wp14">
+<w:document xmlns:wpc="http://schemas.microsoft.com/office/word/2010/wordprocessingCanvas" xmlns:cx="http://schemas.microsoft.com/office/drawing/2014/chartex" xmlns:cx1="http://schemas.microsoft.com/office/drawing/2015/9/8/chartex" xmlns:cx2="http://schemas.microsoft.com/office/drawing/2015/10/21/chartex" xmlns:cx3="http://schemas.microsoft.com/office/drawing/2016/5/9/chartex" xmlns:cx4="http://schemas.microsoft.com/office/drawing/2016/5/10/chartex" xmlns:cx5="http://schemas.microsoft.com/office/drawing/2016/5/11/chartex" xmlns:cx6="http://schemas.microsoft.com/office/drawing/2016/5/12/chartex" xmlns:cx7="http://schemas.microsoft.com/office/drawing/2016/5/13/chartex" xmlns:cx8="http://schemas.microsoft.com/office/drawing/2016/5/14/chartex" xmlns:mc="http://schemas.openxmlformats.org/markup-compatibility/2006" xmlns:aink="http://schemas.microsoft.com/office/drawing/2016/ink" xmlns:am3d="http://schemas.microsoft.com/office/drawing/2017/model3d" xmlns:o="urn:schemas-microsoft-com:office:office" xmlns:oel="http://schemas.microsoft.com/office/2019/extlst" xmlns:r="http://schemas.openxmlformats.org/officeDocument/2006/relationships" xmlns:m="http://schemas.openxmlformats.org/officeDocument/2006/math" xmlns:v="urn:schemas-microsoft-com:vml" xmlns:wp14="http://schemas.microsoft.com/office/word/2010/wordprocessingDrawing" xmlns:wp="http://schemas.openxmlformats.org/drawingml/2006/wordprocessingDrawing" xmlns:w10="urn:schemas-microsoft-com:office:word" xmlns:w="http://schemas.openxmlformats.org/wordprocessingml/2006/main" xmlns:w14="http://schemas.microsoft.com/office/word/2010/wordml" xmlns:w15="http://schemas.microsoft.com/office/word/2012/wordml" xmlns:w16cex="http://schemas.microsoft.com/office/word/2018/wordml/cex" xmlns:w16cid="http://schemas.microsoft.com/office/word/2016/wordml/cid" xmlns:w16="http://schemas.microsoft.com/office/word/2018/wordml" xmlns:w16du="http://schemas.microsoft.com/office/word/2023/wordml/word16du" xmlns:w16sdtdh="http://schemas.microsoft.com/office/word/2020/wordml/sdtdatahash" xmlns:w16sdtfl="http://schemas.microsoft.com/office/word/2024/wordml/sdtformatlock" xmlns:w16se="http://schemas.microsoft.com/office/word/2015/wordml/symex" xmlns:wpg="http://schemas.microsoft.com/office/word/2010/wordprocessingGroup" xmlns:wpi="http://schemas.microsoft.com/office/word/2010/wordprocessingInk" xmlns:wne="http://schemas.microsoft.com/office/word/2006/wordml" xmlns:wps="http://schemas.microsoft.com/office/word/2010/wordprocessingShape" mc:Ignorable="w14 w15 w16se w16cid w16 w16cex w16sdtdh w16sdtfl w16du wp14">
   <w:body>
     <w:tbl>
       <w:tblPr>
@@ -32,7 +32,6 @@
               <w:left w:val="single" w:sz="4" w:space="0" w:color="FFFFFF"/>
               <w:bottom w:val="single" w:sz="2" w:space="0" w:color="808080"/>
             </w:tcBorders>
-            <w:shd w:val="clear" w:color="auto" w:fill="auto"/>
           </w:tcPr>
           <w:p>
             <w:pPr>
@@ -62,7 +61,6 @@
             <w:tcBorders>
               <w:bottom w:val="single" w:sz="2" w:space="0" w:color="808080"/>
             </w:tcBorders>
-            <w:shd w:val="clear" w:color="auto" w:fill="auto"/>
           </w:tcPr>
           <w:p>
             <w:pPr>
@@ -108,13 +106,7 @@
               <w:rPr>
                 <w:rFonts w:ascii="Segoe UI" w:hAnsi="Segoe UI" w:cs="Segoe UI"/>
               </w:rPr>
-              <w:t>Ricardo</w:t>
-            </w:r>
-            <w:r>
-              <w:rPr>
-                <w:rFonts w:ascii="Segoe UI" w:hAnsi="Segoe UI" w:cs="Segoe UI"/>
-              </w:rPr>
-              <w:t xml:space="preserve"> Grisolia Donato</w:t>
+              <w:t>Carla de Britto Caetano</w:t>
             </w:r>
             <w:r>
               <w:rPr>
@@ -130,7 +122,6 @@
             <w:tcBorders>
               <w:bottom w:val="single" w:sz="2" w:space="0" w:color="808080"/>
             </w:tcBorders>
-            <w:shd w:val="clear" w:color="auto" w:fill="auto"/>
           </w:tcPr>
           <w:p>
             <w:pPr>
@@ -156,7 +147,6 @@
             <w:tcBorders>
               <w:bottom w:val="single" w:sz="2" w:space="0" w:color="808080"/>
             </w:tcBorders>
-            <w:shd w:val="clear" w:color="auto" w:fill="auto"/>
           </w:tcPr>
           <w:p>
             <w:pPr>
@@ -254,7 +244,6 @@
               <w:bottom w:val="single" w:sz="2" w:space="0" w:color="808080"/>
               <w:right w:val="single" w:sz="2" w:space="0" w:color="808080"/>
             </w:tcBorders>
-            <w:shd w:val="clear" w:color="auto" w:fill="auto"/>
           </w:tcPr>
           <w:p>
             <w:pPr>
@@ -297,7 +286,6 @@
               <w:left w:val="single" w:sz="4" w:space="0" w:color="FFFFFF"/>
               <w:bottom w:val="single" w:sz="2" w:space="0" w:color="808080"/>
             </w:tcBorders>
-            <w:shd w:val="clear" w:color="auto" w:fill="auto"/>
           </w:tcPr>
           <w:p>
             <w:pPr>
@@ -326,7 +314,6 @@
               <w:top w:val="single" w:sz="2" w:space="0" w:color="808080"/>
               <w:bottom w:val="single" w:sz="2" w:space="0" w:color="808080"/>
             </w:tcBorders>
-            <w:shd w:val="clear" w:color="auto" w:fill="auto"/>
           </w:tcPr>
           <w:p>
             <w:pPr>
@@ -383,16 +370,7 @@
                 <w:sz w:val="20"/>
                 <w:szCs w:val="20"/>
               </w:rPr>
-              <w:t>DGA.</w:t>
-            </w:r>
-            <w:r>
-              <w:rPr>
-                <w:rFonts w:ascii="Segoe UI" w:hAnsi="Segoe UI" w:cs="Segoe UI"/>
-                <w:noProof/>
-                <w:sz w:val="20"/>
-                <w:szCs w:val="20"/>
-              </w:rPr>
-              <w:t>T</w:t>
+              <w:t>AGL.T</w:t>
             </w:r>
             <w:r>
               <w:rPr>
@@ -412,7 +390,6 @@
               <w:top w:val="single" w:sz="2" w:space="0" w:color="808080"/>
               <w:bottom w:val="single" w:sz="2" w:space="0" w:color="808080"/>
             </w:tcBorders>
-            <w:shd w:val="clear" w:color="auto" w:fill="auto"/>
           </w:tcPr>
           <w:p>
             <w:pPr>
@@ -439,7 +416,6 @@
               <w:top w:val="single" w:sz="2" w:space="0" w:color="808080"/>
               <w:bottom w:val="single" w:sz="2" w:space="0" w:color="808080"/>
             </w:tcBorders>
-            <w:shd w:val="clear" w:color="auto" w:fill="auto"/>
           </w:tcPr>
           <w:p>
             <w:pPr>
@@ -516,7 +492,6 @@
               <w:top w:val="single" w:sz="2" w:space="0" w:color="808080"/>
               <w:right w:val="single" w:sz="2" w:space="0" w:color="808080"/>
             </w:tcBorders>
-            <w:shd w:val="clear" w:color="auto" w:fill="auto"/>
             <w:vAlign w:val="center"/>
           </w:tcPr>
           <w:p>
@@ -542,7 +517,6 @@
               <w:left w:val="single" w:sz="4" w:space="0" w:color="FFFFFF"/>
               <w:bottom w:val="single" w:sz="2" w:space="0" w:color="808080"/>
             </w:tcBorders>
-            <w:shd w:val="clear" w:color="auto" w:fill="auto"/>
           </w:tcPr>
           <w:p>
             <w:pPr>
@@ -570,7 +544,6 @@
               <w:top w:val="single" w:sz="2" w:space="0" w:color="808080"/>
               <w:bottom w:val="single" w:sz="2" w:space="0" w:color="808080"/>
             </w:tcBorders>
-            <w:shd w:val="clear" w:color="auto" w:fill="auto"/>
           </w:tcPr>
           <w:p>
             <w:pPr>
@@ -627,7 +600,7 @@
                 <w:sz w:val="20"/>
                 <w:szCs w:val="20"/>
               </w:rPr>
-              <w:t>7599</w:t>
+              <w:t>7108</w:t>
             </w:r>
             <w:r>
               <w:rPr>
@@ -646,7 +619,6 @@
               <w:top w:val="single" w:sz="2" w:space="0" w:color="808080"/>
               <w:bottom w:val="single" w:sz="2" w:space="0" w:color="808080"/>
             </w:tcBorders>
-            <w:shd w:val="clear" w:color="auto" w:fill="auto"/>
           </w:tcPr>
           <w:p>
             <w:pPr>
@@ -673,7 +645,6 @@
               <w:top w:val="single" w:sz="2" w:space="0" w:color="808080"/>
               <w:bottom w:val="single" w:sz="2" w:space="0" w:color="808080"/>
             </w:tcBorders>
-            <w:shd w:val="clear" w:color="auto" w:fill="auto"/>
           </w:tcPr>
           <w:p>
             <w:pPr>
@@ -750,7 +721,6 @@
               <w:bottom w:val="single" w:sz="2" w:space="0" w:color="808080"/>
               <w:right w:val="single" w:sz="2" w:space="0" w:color="808080"/>
             </w:tcBorders>
-            <w:shd w:val="clear" w:color="auto" w:fill="auto"/>
             <w:vAlign w:val="center"/>
           </w:tcPr>
           <w:p>
@@ -775,7 +745,6 @@
             <w:tcBorders>
               <w:top w:val="single" w:sz="2" w:space="0" w:color="808080"/>
             </w:tcBorders>
-            <w:shd w:val="clear" w:color="auto" w:fill="auto"/>
             <w:vAlign w:val="center"/>
           </w:tcPr>
           <w:p>
@@ -804,7 +773,6 @@
             <w:tcBorders>
               <w:top w:val="single" w:sz="2" w:space="0" w:color="808080"/>
             </w:tcBorders>
-            <w:shd w:val="clear" w:color="auto" w:fill="auto"/>
             <w:vAlign w:val="center"/>
           </w:tcPr>
           <w:p>
@@ -868,7 +836,6 @@
               <w:bottom w:val="single" w:sz="2" w:space="0" w:color="FFFFFF"/>
               <w:right w:val="single" w:sz="2" w:space="0" w:color="FFFFFF"/>
             </w:tcBorders>
-            <w:shd w:val="clear" w:color="auto" w:fill="auto"/>
           </w:tcPr>
           <w:p>
             <w:pPr>
@@ -985,7 +952,6 @@
               <w:bottom w:val="single" w:sz="2" w:space="0" w:color="FFFFFF"/>
               <w:right w:val="single" w:sz="2" w:space="0" w:color="FFFFFF"/>
             </w:tcBorders>
-            <w:shd w:val="clear" w:color="auto" w:fill="auto"/>
           </w:tcPr>
           <w:p>
             <w:pPr>
@@ -1230,7 +1196,6 @@
               <w:left w:val="single" w:sz="4" w:space="0" w:color="FFFFFF"/>
               <w:bottom w:val="single" w:sz="2" w:space="0" w:color="FFFFFF"/>
             </w:tcBorders>
-            <w:shd w:val="clear" w:color="auto" w:fill="auto"/>
           </w:tcPr>
           <w:p>
             <w:pPr>
@@ -1262,7 +1227,6 @@
               <w:left w:val="single" w:sz="4" w:space="0" w:color="FFFFFF"/>
               <w:bottom w:val="single" w:sz="2" w:space="0" w:color="FFFFFF"/>
             </w:tcBorders>
-            <w:shd w:val="clear" w:color="auto" w:fill="auto"/>
           </w:tcPr>
           <w:p>
             <w:pPr>
@@ -1368,7 +1332,6 @@
               <w:left w:val="single" w:sz="4" w:space="0" w:color="FFFFFF"/>
               <w:bottom w:val="single" w:sz="2" w:space="0" w:color="FFFFFF"/>
             </w:tcBorders>
-            <w:shd w:val="clear" w:color="auto" w:fill="auto"/>
           </w:tcPr>
           <w:p>
             <w:pPr>
@@ -1394,9 +1357,10 @@
         </w:rPr>
         <w:sectPr>
           <w:headerReference w:type="default" r:id="rId7"/>
-          <w:footerReference w:type="default" r:id="rId8"/>
-          <w:headerReference w:type="first" r:id="rId9"/>
-          <w:footerReference w:type="first" r:id="rId10"/>
+          <w:footerReference w:type="even" r:id="rId8"/>
+          <w:footerReference w:type="default" r:id="rId9"/>
+          <w:headerReference w:type="first" r:id="rId10"/>
+          <w:footerReference w:type="first" r:id="rId11"/>
           <w:type w:val="continuous"/>
           <w:pgSz w:w="11907" w:h="16840" w:code="9"/>
           <w:pgMar w:top="907" w:right="924" w:bottom="1174" w:left="1276" w:header="720" w:footer="678" w:gutter="0"/>
@@ -1409,7 +1373,7 @@
           <w:noProof/>
         </w:rPr>
         <w:drawing>
-          <wp:anchor distT="0" distB="0" distL="114300" distR="114300" simplePos="0" relativeHeight="251657728" behindDoc="1" locked="0" layoutInCell="1" allowOverlap="1">
+          <wp:anchor distT="0" distB="0" distL="114300" distR="114300" simplePos="0" relativeHeight="251658240" behindDoc="1" locked="0" layoutInCell="1" allowOverlap="1" wp14:anchorId="051C51D9" wp14:editId="2A7C9400">
             <wp:simplePos x="0" y="0"/>
             <wp:positionH relativeFrom="column">
               <wp:posOffset>-668020</wp:posOffset>
@@ -1434,7 +1398,7 @@
                     </pic:cNvPicPr>
                   </pic:nvPicPr>
                   <pic:blipFill>
-                    <a:blip r:embed="rId11" cstate="print">
+                    <a:blip r:embed="rId12" cstate="print">
                       <a:extLst>
                         <a:ext uri="{28A0092B-C50C-407E-A947-70E740481C1C}">
                           <a14:useLocalDpi xmlns:a14="http://schemas.microsoft.com/office/drawing/2010/main" val="0"/>
@@ -1537,25 +1501,7 @@
           <w:sz w:val="20"/>
           <w:szCs w:val="20"/>
         </w:rPr>
-        <w:t>os HI-</w:t>
-      </w:r>
-      <w:proofErr w:type="spellStart"/>
-      <w:r>
-        <w:rPr>
-          <w:rFonts w:ascii="Segoe UI" w:hAnsi="Segoe UI" w:cs="Segoe UI"/>
-          <w:sz w:val="20"/>
-          <w:szCs w:val="20"/>
-        </w:rPr>
-        <w:t>STORMs</w:t>
-      </w:r>
-      <w:proofErr w:type="spellEnd"/>
-      <w:r>
-        <w:rPr>
-          <w:rFonts w:ascii="Segoe UI" w:hAnsi="Segoe UI" w:cs="Segoe UI"/>
-          <w:sz w:val="20"/>
-          <w:szCs w:val="20"/>
-        </w:rPr>
-        <w:t xml:space="preserve"> da UAS no mês de </w:t>
+        <w:t xml:space="preserve">os HI-STORMs da UAS no mês de </w:t>
       </w:r>
       <w:r>
         <w:rPr>
@@ -1829,25 +1775,7 @@
           <w:sz w:val="20"/>
           <w:szCs w:val="20"/>
         </w:rPr>
-        <w:t xml:space="preserve"> </w:t>
-      </w:r>
-      <w:proofErr w:type="spellStart"/>
-      <w:r>
-        <w:rPr>
-          <w:rFonts w:ascii="Segoe UI" w:hAnsi="Segoe UI" w:cs="Segoe UI"/>
-          <w:sz w:val="20"/>
-          <w:szCs w:val="20"/>
-        </w:rPr>
-        <w:t>Sª</w:t>
-      </w:r>
-      <w:proofErr w:type="spellEnd"/>
-      <w:r>
-        <w:rPr>
-          <w:rFonts w:ascii="Segoe UI" w:hAnsi="Segoe UI" w:cs="Segoe UI"/>
-          <w:sz w:val="20"/>
-          <w:szCs w:val="20"/>
-        </w:rPr>
-        <w:t>.,</w:t>
+        <w:t xml:space="preserve"> Sª.,</w:t>
       </w:r>
       <w:r>
         <w:rPr>
@@ -2005,34 +1933,14 @@
           <w:szCs w:val="20"/>
         </w:rPr>
       </w:pPr>
-      <w:proofErr w:type="spellStart"/>
       <w:r>
         <w:rPr>
           <w:rFonts w:ascii="Segoe UI" w:hAnsi="Segoe UI" w:cs="Segoe UI"/>
           <w:sz w:val="20"/>
           <w:szCs w:val="20"/>
         </w:rPr>
-        <w:t>C.c</w:t>
+        <w:t>C.c: SD.O</w:t>
       </w:r>
-      <w:proofErr w:type="spellEnd"/>
-      <w:r>
-        <w:rPr>
-          <w:rFonts w:ascii="Segoe UI" w:hAnsi="Segoe UI" w:cs="Segoe UI"/>
-          <w:sz w:val="20"/>
-          <w:szCs w:val="20"/>
-        </w:rPr>
-        <w:t xml:space="preserve">: </w:t>
-      </w:r>
-      <w:proofErr w:type="gramStart"/>
-      <w:r>
-        <w:rPr>
-          <w:rFonts w:ascii="Segoe UI" w:hAnsi="Segoe UI" w:cs="Segoe UI"/>
-          <w:sz w:val="20"/>
-          <w:szCs w:val="20"/>
-        </w:rPr>
-        <w:t>SD.O</w:t>
-      </w:r>
-      <w:proofErr w:type="gramEnd"/>
       <w:r>
         <w:rPr>
           <w:rFonts w:ascii="Segoe UI" w:hAnsi="Segoe UI" w:cs="Segoe UI"/>
@@ -2107,25 +2015,7 @@
           <w:sz w:val="20"/>
           <w:szCs w:val="20"/>
         </w:rPr>
-        <w:t>Gráficos de Temperaturas por Hora dos HI-</w:t>
-      </w:r>
-      <w:proofErr w:type="spellStart"/>
-      <w:r>
-        <w:rPr>
-          <w:rFonts w:ascii="Segoe UI" w:hAnsi="Segoe UI" w:cs="Segoe UI"/>
-          <w:sz w:val="20"/>
-          <w:szCs w:val="20"/>
-        </w:rPr>
-        <w:t>STORMs</w:t>
-      </w:r>
-      <w:proofErr w:type="spellEnd"/>
-      <w:r>
-        <w:rPr>
-          <w:rFonts w:ascii="Segoe UI" w:hAnsi="Segoe UI" w:cs="Segoe UI"/>
-          <w:sz w:val="20"/>
-          <w:szCs w:val="20"/>
-        </w:rPr>
-        <w:t xml:space="preserve"> no mês de </w:t>
+        <w:t xml:space="preserve">Gráficos de Temperaturas por Hora dos HI-STORMs no mês de </w:t>
       </w:r>
       <w:r>
         <w:rPr>
@@ -2187,7 +2077,6 @@
         </w:rPr>
         <w:t>/COI-DDD.O-</w:t>
       </w:r>
-      <w:proofErr w:type="spellStart"/>
       <w:r>
         <w:rPr>
           <w:rFonts w:ascii="Segoe UI" w:hAnsi="Segoe UI" w:cs="Segoe UI"/>
@@ -2196,7 +2085,6 @@
         </w:rPr>
         <w:t>xxx</w:t>
       </w:r>
-      <w:proofErr w:type="spellEnd"/>
       <w:r>
         <w:rPr>
           <w:rFonts w:ascii="Segoe UI" w:hAnsi="Segoe UI" w:cs="Segoe UI"/>
@@ -2225,8 +2113,6 @@
           <w:szCs w:val="18"/>
         </w:rPr>
       </w:pPr>
-      <w:bookmarkStart w:id="5" w:name="_GoBack"/>
-      <w:bookmarkEnd w:id="5"/>
     </w:p>
     <w:sectPr>
       <w:type w:val="continuous"/>
@@ -2241,7 +2127,7 @@
 </file>
 
 <file path=word/endnotes.xml><?xml version="1.0" encoding="utf-8"?>
-<w:endnotes xmlns:wpc="http://schemas.microsoft.com/office/word/2010/wordprocessingCanvas" xmlns:cx="http://schemas.microsoft.com/office/drawing/2014/chartex" xmlns:cx1="http://schemas.microsoft.com/office/drawing/2015/9/8/chartex" xmlns:mc="http://schemas.openxmlformats.org/markup-compatibility/2006" xmlns:o="urn:schemas-microsoft-com:office:office" xmlns:r="http://schemas.openxmlformats.org/officeDocument/2006/relationships" xmlns:m="http://schemas.openxmlformats.org/officeDocument/2006/math" xmlns:v="urn:schemas-microsoft-com:vml" xmlns:wp14="http://schemas.microsoft.com/office/word/2010/wordprocessingDrawing" xmlns:wp="http://schemas.openxmlformats.org/drawingml/2006/wordprocessingDrawing" xmlns:w10="urn:schemas-microsoft-com:office:word" xmlns:w="http://schemas.openxmlformats.org/wordprocessingml/2006/main" xmlns:w14="http://schemas.microsoft.com/office/word/2010/wordml" xmlns:w15="http://schemas.microsoft.com/office/word/2012/wordml" xmlns:w16se="http://schemas.microsoft.com/office/word/2015/wordml/symex" xmlns:wpg="http://schemas.microsoft.com/office/word/2010/wordprocessingGroup" xmlns:wpi="http://schemas.microsoft.com/office/word/2010/wordprocessingInk" xmlns:wne="http://schemas.microsoft.com/office/word/2006/wordml" xmlns:wps="http://schemas.microsoft.com/office/word/2010/wordprocessingShape" mc:Ignorable="w14 w15 w16se wp14">
+<w:endnotes xmlns:wpc="http://schemas.microsoft.com/office/word/2010/wordprocessingCanvas" xmlns:cx="http://schemas.microsoft.com/office/drawing/2014/chartex" xmlns:cx1="http://schemas.microsoft.com/office/drawing/2015/9/8/chartex" xmlns:cx2="http://schemas.microsoft.com/office/drawing/2015/10/21/chartex" xmlns:cx3="http://schemas.microsoft.com/office/drawing/2016/5/9/chartex" xmlns:cx4="http://schemas.microsoft.com/office/drawing/2016/5/10/chartex" xmlns:cx5="http://schemas.microsoft.com/office/drawing/2016/5/11/chartex" xmlns:cx6="http://schemas.microsoft.com/office/drawing/2016/5/12/chartex" xmlns:cx7="http://schemas.microsoft.com/office/drawing/2016/5/13/chartex" xmlns:cx8="http://schemas.microsoft.com/office/drawing/2016/5/14/chartex" xmlns:mc="http://schemas.openxmlformats.org/markup-compatibility/2006" xmlns:aink="http://schemas.microsoft.com/office/drawing/2016/ink" xmlns:am3d="http://schemas.microsoft.com/office/drawing/2017/model3d" xmlns:o="urn:schemas-microsoft-com:office:office" xmlns:oel="http://schemas.microsoft.com/office/2019/extlst" xmlns:r="http://schemas.openxmlformats.org/officeDocument/2006/relationships" xmlns:m="http://schemas.openxmlformats.org/officeDocument/2006/math" xmlns:v="urn:schemas-microsoft-com:vml" xmlns:wp14="http://schemas.microsoft.com/office/word/2010/wordprocessingDrawing" xmlns:wp="http://schemas.openxmlformats.org/drawingml/2006/wordprocessingDrawing" xmlns:w10="urn:schemas-microsoft-com:office:word" xmlns:w="http://schemas.openxmlformats.org/wordprocessingml/2006/main" xmlns:w14="http://schemas.microsoft.com/office/word/2010/wordml" xmlns:w15="http://schemas.microsoft.com/office/word/2012/wordml" xmlns:w16cex="http://schemas.microsoft.com/office/word/2018/wordml/cex" xmlns:w16cid="http://schemas.microsoft.com/office/word/2016/wordml/cid" xmlns:w16="http://schemas.microsoft.com/office/word/2018/wordml" xmlns:w16du="http://schemas.microsoft.com/office/word/2023/wordml/word16du" xmlns:w16sdtdh="http://schemas.microsoft.com/office/word/2020/wordml/sdtdatahash" xmlns:w16sdtfl="http://schemas.microsoft.com/office/word/2024/wordml/sdtformatlock" xmlns:w16se="http://schemas.microsoft.com/office/word/2015/wordml/symex" xmlns:wpg="http://schemas.microsoft.com/office/word/2010/wordprocessingGroup" xmlns:wpi="http://schemas.microsoft.com/office/word/2010/wordprocessingInk" xmlns:wne="http://schemas.microsoft.com/office/word/2006/wordml" xmlns:wps="http://schemas.microsoft.com/office/word/2010/wordprocessingShape" mc:Ignorable="w14 w15 w16se w16cid w16 w16cex w16sdtdh w16sdtfl w16du wp14">
   <w:endnote w:type="separator" w:id="-1">
     <w:p>
       <w:r>
@@ -2260,7 +2146,136 @@
 </file>
 
 <file path=word/footer1.xml><?xml version="1.0" encoding="utf-8"?>
-<w:ftr xmlns:wpc="http://schemas.microsoft.com/office/word/2010/wordprocessingCanvas" xmlns:cx="http://schemas.microsoft.com/office/drawing/2014/chartex" xmlns:cx1="http://schemas.microsoft.com/office/drawing/2015/9/8/chartex" xmlns:mc="http://schemas.openxmlformats.org/markup-compatibility/2006" xmlns:o="urn:schemas-microsoft-com:office:office" xmlns:r="http://schemas.openxmlformats.org/officeDocument/2006/relationships" xmlns:m="http://schemas.openxmlformats.org/officeDocument/2006/math" xmlns:v="urn:schemas-microsoft-com:vml" xmlns:wp14="http://schemas.microsoft.com/office/word/2010/wordprocessingDrawing" xmlns:wp="http://schemas.openxmlformats.org/drawingml/2006/wordprocessingDrawing" xmlns:w10="urn:schemas-microsoft-com:office:word" xmlns:w="http://schemas.openxmlformats.org/wordprocessingml/2006/main" xmlns:w14="http://schemas.microsoft.com/office/word/2010/wordml" xmlns:w15="http://schemas.microsoft.com/office/word/2012/wordml" xmlns:w16se="http://schemas.microsoft.com/office/word/2015/wordml/symex" xmlns:wpg="http://schemas.microsoft.com/office/word/2010/wordprocessingGroup" xmlns:wpi="http://schemas.microsoft.com/office/word/2010/wordprocessingInk" xmlns:wne="http://schemas.microsoft.com/office/word/2006/wordml" xmlns:wps="http://schemas.microsoft.com/office/word/2010/wordprocessingShape" mc:Ignorable="w14 w15 w16se wp14">
+<w:ftr xmlns:wpc="http://schemas.microsoft.com/office/word/2010/wordprocessingCanvas" xmlns:cx="http://schemas.microsoft.com/office/drawing/2014/chartex" xmlns:cx1="http://schemas.microsoft.com/office/drawing/2015/9/8/chartex" xmlns:cx2="http://schemas.microsoft.com/office/drawing/2015/10/21/chartex" xmlns:cx3="http://schemas.microsoft.com/office/drawing/2016/5/9/chartex" xmlns:cx4="http://schemas.microsoft.com/office/drawing/2016/5/10/chartex" xmlns:cx5="http://schemas.microsoft.com/office/drawing/2016/5/11/chartex" xmlns:cx6="http://schemas.microsoft.com/office/drawing/2016/5/12/chartex" xmlns:cx7="http://schemas.microsoft.com/office/drawing/2016/5/13/chartex" xmlns:cx8="http://schemas.microsoft.com/office/drawing/2016/5/14/chartex" xmlns:mc="http://schemas.openxmlformats.org/markup-compatibility/2006" xmlns:aink="http://schemas.microsoft.com/office/drawing/2016/ink" xmlns:am3d="http://schemas.microsoft.com/office/drawing/2017/model3d" xmlns:o="urn:schemas-microsoft-com:office:office" xmlns:oel="http://schemas.microsoft.com/office/2019/extlst" xmlns:r="http://schemas.openxmlformats.org/officeDocument/2006/relationships" xmlns:m="http://schemas.openxmlformats.org/officeDocument/2006/math" xmlns:v="urn:schemas-microsoft-com:vml" xmlns:wp14="http://schemas.microsoft.com/office/word/2010/wordprocessingDrawing" xmlns:wp="http://schemas.openxmlformats.org/drawingml/2006/wordprocessingDrawing" xmlns:w10="urn:schemas-microsoft-com:office:word" xmlns:w="http://schemas.openxmlformats.org/wordprocessingml/2006/main" xmlns:w14="http://schemas.microsoft.com/office/word/2010/wordml" xmlns:w15="http://schemas.microsoft.com/office/word/2012/wordml" xmlns:w16cex="http://schemas.microsoft.com/office/word/2018/wordml/cex" xmlns:w16cid="http://schemas.microsoft.com/office/word/2016/wordml/cid" xmlns:w16="http://schemas.microsoft.com/office/word/2018/wordml" xmlns:w16du="http://schemas.microsoft.com/office/word/2023/wordml/word16du" xmlns:w16sdtdh="http://schemas.microsoft.com/office/word/2020/wordml/sdtdatahash" xmlns:w16sdtfl="http://schemas.microsoft.com/office/word/2024/wordml/sdtformatlock" xmlns:w16se="http://schemas.microsoft.com/office/word/2015/wordml/symex" xmlns:wpg="http://schemas.microsoft.com/office/word/2010/wordprocessingGroup" xmlns:wpi="http://schemas.microsoft.com/office/word/2010/wordprocessingInk" xmlns:wne="http://schemas.microsoft.com/office/word/2006/wordml" xmlns:wps="http://schemas.microsoft.com/office/word/2010/wordprocessingShape" mc:Ignorable="w14 w15 w16se w16cid w16 w16cex w16sdtdh w16sdtfl w16du wp14">
+  <w:p>
+    <w:pPr>
+      <w:pStyle w:val="Rodap"/>
+    </w:pPr>
+    <w:r>
+      <w:rPr>
+        <w:noProof/>
+      </w:rPr>
+      <mc:AlternateContent>
+        <mc:Choice Requires="wps">
+          <w:drawing>
+            <wp:anchor distT="0" distB="0" distL="0" distR="0" simplePos="0" relativeHeight="251658247" behindDoc="0" locked="0" layoutInCell="1" allowOverlap="1" wp14:anchorId="76B6C0BE" wp14:editId="528EF8FD">
+              <wp:simplePos x="635" y="635"/>
+              <wp:positionH relativeFrom="page">
+                <wp:align>center</wp:align>
+              </wp:positionH>
+              <wp:positionV relativeFrom="page">
+                <wp:align>bottom</wp:align>
+              </wp:positionV>
+              <wp:extent cx="4027805" cy="345440"/>
+              <wp:effectExtent l="0" t="0" r="10795" b="0"/>
+              <wp:wrapNone/>
+              <wp:docPr id="202319261" name="Caixa de Texto 6" descr=" (  X  ) Público    (   ) Interno  (   ) Setorial  (  ) Confidencial  (  ) Dados Pessoais">
+                <a:extLst xmlns:a="http://schemas.openxmlformats.org/drawingml/2006/main">
+                  <a:ext uri="{5AE41FA2-C0FF-4470-9BD4-5FADCA87CBE2}">
+                    <aclsh:classification xmlns:aclsh="http://schemas.microsoft.com/office/drawing/2020/classificationShape" classificationOutcomeType="ftr"/>
+                  </a:ext>
+                </a:extLst>
+              </wp:docPr>
+              <wp:cNvGraphicFramePr/>
+              <a:graphic xmlns:a="http://schemas.openxmlformats.org/drawingml/2006/main">
+                <a:graphicData uri="http://schemas.microsoft.com/office/word/2010/wordprocessingShape">
+                  <wps:wsp>
+                    <wps:cNvSpPr txBox="1"/>
+                    <wps:spPr>
+                      <a:xfrm>
+                        <a:off x="0" y="0"/>
+                        <a:ext cx="4027805" cy="345440"/>
+                      </a:xfrm>
+                      <a:prstGeom prst="rect">
+                        <a:avLst/>
+                      </a:prstGeom>
+                      <a:noFill/>
+                      <a:ln>
+                        <a:noFill/>
+                      </a:ln>
+                    </wps:spPr>
+                    <wps:txbx>
+                      <w:txbxContent>
+                        <w:p>
+                          <w:pPr>
+                            <w:rPr>
+                              <w:rFonts w:ascii="Aptos" w:eastAsia="Aptos" w:hAnsi="Aptos" w:cs="Aptos"/>
+                              <w:noProof/>
+                              <w:color w:val="000000"/>
+                              <w:sz w:val="20"/>
+                              <w:szCs w:val="20"/>
+                            </w:rPr>
+                          </w:pPr>
+                          <w:r>
+                            <w:rPr>
+                              <w:rFonts w:ascii="Aptos" w:eastAsia="Aptos" w:hAnsi="Aptos" w:cs="Aptos"/>
+                              <w:noProof/>
+                              <w:color w:val="000000"/>
+                              <w:sz w:val="20"/>
+                              <w:szCs w:val="20"/>
+                            </w:rPr>
+                            <w:t xml:space="preserve"> (  X  ) Público    (   ) Interno  (   ) Setorial  (  ) Confidencial  (  ) Dados Pessoais</w:t>
+                          </w:r>
+                        </w:p>
+                      </w:txbxContent>
+                    </wps:txbx>
+                    <wps:bodyPr rot="0" spcFirstLastPara="0" vertOverflow="overflow" horzOverflow="overflow" vert="horz" wrap="none" lIns="0" tIns="0" rIns="0" bIns="190500" numCol="1" spcCol="0" rtlCol="0" fromWordArt="0" anchor="b" anchorCtr="0" forceAA="0" compatLnSpc="1">
+                      <a:prstTxWarp prst="textNoShape">
+                        <a:avLst/>
+                      </a:prstTxWarp>
+                      <a:spAutoFit/>
+                    </wps:bodyPr>
+                  </wps:wsp>
+                </a:graphicData>
+              </a:graphic>
+            </wp:anchor>
+          </w:drawing>
+        </mc:Choice>
+        <mc:Fallback>
+          <w:pict>
+            <v:shapetype w14:anchorId="76B6C0BE" id="_x0000_t202" coordsize="21600,21600" o:spt="202" path="m,l,21600r21600,l21600,xe">
+              <v:stroke joinstyle="miter"/>
+              <v:path gradientshapeok="t" o:connecttype="rect"/>
+            </v:shapetype>
+            <v:shape id="Caixa de Texto 6" o:spid="_x0000_s1026" type="#_x0000_t202" alt=" (  X  ) Público    (   ) Interno  (   ) Setorial  (  ) Confidencial  (  ) Dados Pessoais" style="position:absolute;left:0;text-align:left;margin-left:0;margin-top:0;width:317.15pt;height:27.2pt;z-index:251658247;visibility:visible;mso-wrap-style:none;mso-wrap-distance-left:0;mso-wrap-distance-top:0;mso-wrap-distance-right:0;mso-wrap-distance-bottom:0;mso-position-horizontal:center;mso-position-horizontal-relative:page;mso-position-vertical:bottom;mso-position-vertical-relative:page;v-text-anchor:bottom" o:gfxdata="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" filled="f" stroked="f">
+              <v:fill o:detectmouseclick="t"/>
+              <v:textbox style="mso-fit-shape-to-text:t" inset="0,0,0,15pt">
+                <w:txbxContent>
+                  <w:p>
+                    <w:pPr>
+                      <w:rPr>
+                        <w:rFonts w:ascii="Aptos" w:eastAsia="Aptos" w:hAnsi="Aptos" w:cs="Aptos"/>
+                        <w:noProof/>
+                        <w:color w:val="000000"/>
+                        <w:sz w:val="20"/>
+                        <w:szCs w:val="20"/>
+                      </w:rPr>
+                    </w:pPr>
+                    <w:r>
+                      <w:rPr>
+                        <w:rFonts w:ascii="Aptos" w:eastAsia="Aptos" w:hAnsi="Aptos" w:cs="Aptos"/>
+                        <w:noProof/>
+                        <w:color w:val="000000"/>
+                        <w:sz w:val="20"/>
+                        <w:szCs w:val="20"/>
+                      </w:rPr>
+                      <w:t xml:space="preserve"> (  X  ) Público    (   ) Interno  (   ) Setorial  (  ) Confidencial  (  ) Dados Pessoais</w:t>
+                    </w:r>
+                  </w:p>
+                </w:txbxContent>
+              </v:textbox>
+              <w10:wrap anchorx="page" anchory="page"/>
+            </v:shape>
+          </w:pict>
+        </mc:Fallback>
+      </mc:AlternateContent>
+    </w:r>
+  </w:p>
+</w:ftr>
+</file>
+
+<file path=word/footer2.xml><?xml version="1.0" encoding="utf-8"?>
+<w:ftr xmlns:wpc="http://schemas.microsoft.com/office/word/2010/wordprocessingCanvas" xmlns:cx="http://schemas.microsoft.com/office/drawing/2014/chartex" xmlns:cx1="http://schemas.microsoft.com/office/drawing/2015/9/8/chartex" xmlns:cx2="http://schemas.microsoft.com/office/drawing/2015/10/21/chartex" xmlns:cx3="http://schemas.microsoft.com/office/drawing/2016/5/9/chartex" xmlns:cx4="http://schemas.microsoft.com/office/drawing/2016/5/10/chartex" xmlns:cx5="http://schemas.microsoft.com/office/drawing/2016/5/11/chartex" xmlns:cx6="http://schemas.microsoft.com/office/drawing/2016/5/12/chartex" xmlns:cx7="http://schemas.microsoft.com/office/drawing/2016/5/13/chartex" xmlns:cx8="http://schemas.microsoft.com/office/drawing/2016/5/14/chartex" xmlns:mc="http://schemas.openxmlformats.org/markup-compatibility/2006" xmlns:aink="http://schemas.microsoft.com/office/drawing/2016/ink" xmlns:am3d="http://schemas.microsoft.com/office/drawing/2017/model3d" xmlns:o="urn:schemas-microsoft-com:office:office" xmlns:oel="http://schemas.microsoft.com/office/2019/extlst" xmlns:r="http://schemas.openxmlformats.org/officeDocument/2006/relationships" xmlns:m="http://schemas.openxmlformats.org/officeDocument/2006/math" xmlns:v="urn:schemas-microsoft-com:vml" xmlns:wp14="http://schemas.microsoft.com/office/word/2010/wordprocessingDrawing" xmlns:wp="http://schemas.openxmlformats.org/drawingml/2006/wordprocessingDrawing" xmlns:w10="urn:schemas-microsoft-com:office:word" xmlns:w="http://schemas.openxmlformats.org/wordprocessingml/2006/main" xmlns:w14="http://schemas.microsoft.com/office/word/2010/wordml" xmlns:w15="http://schemas.microsoft.com/office/word/2012/wordml" xmlns:w16cex="http://schemas.microsoft.com/office/word/2018/wordml/cex" xmlns:w16cid="http://schemas.microsoft.com/office/word/2016/wordml/cid" xmlns:w16="http://schemas.microsoft.com/office/word/2018/wordml" xmlns:w16du="http://schemas.microsoft.com/office/word/2023/wordml/word16du" xmlns:w16sdtdh="http://schemas.microsoft.com/office/word/2020/wordml/sdtdatahash" xmlns:w16sdtfl="http://schemas.microsoft.com/office/word/2024/wordml/sdtformatlock" xmlns:w16se="http://schemas.microsoft.com/office/word/2015/wordml/symex" xmlns:wpg="http://schemas.microsoft.com/office/word/2010/wordprocessingGroup" xmlns:wpi="http://schemas.microsoft.com/office/word/2010/wordprocessingInk" xmlns:wne="http://schemas.microsoft.com/office/word/2006/wordml" xmlns:wps="http://schemas.microsoft.com/office/word/2010/wordprocessingShape" mc:Ignorable="w14 w15 w16se w16cid w16 w16cex w16sdtdh w16sdtfl w16du wp14">
   <w:p>
     <w:pPr>
       <w:tabs>
@@ -2283,7 +2298,129 @@
       <mc:AlternateContent>
         <mc:Choice Requires="wps">
           <w:drawing>
-            <wp:anchor distT="0" distB="0" distL="114300" distR="114300" simplePos="0" relativeHeight="251658752" behindDoc="0" locked="0" layoutInCell="1" allowOverlap="1">
+            <wp:anchor distT="0" distB="0" distL="0" distR="0" simplePos="0" relativeHeight="251658246" behindDoc="0" locked="0" layoutInCell="1" allowOverlap="1" wp14:anchorId="430AC06F" wp14:editId="654AE411">
+              <wp:simplePos x="810895" y="10155555"/>
+              <wp:positionH relativeFrom="page">
+                <wp:align>center</wp:align>
+              </wp:positionH>
+              <wp:positionV relativeFrom="page">
+                <wp:align>bottom</wp:align>
+              </wp:positionV>
+              <wp:extent cx="4027805" cy="345440"/>
+              <wp:effectExtent l="0" t="0" r="10795" b="0"/>
+              <wp:wrapNone/>
+              <wp:docPr id="1808620836" name="Caixa de Texto 7" descr=" (  X  ) Público    (   ) Interno  (   ) Setorial  (  ) Confidencial  (  ) Dados Pessoais">
+                <a:extLst xmlns:a="http://schemas.openxmlformats.org/drawingml/2006/main">
+                  <a:ext uri="{5AE41FA2-C0FF-4470-9BD4-5FADCA87CBE2}">
+                    <aclsh:classification xmlns:aclsh="http://schemas.microsoft.com/office/drawing/2020/classificationShape" classificationOutcomeType="ftr"/>
+                  </a:ext>
+                </a:extLst>
+              </wp:docPr>
+              <wp:cNvGraphicFramePr/>
+              <a:graphic xmlns:a="http://schemas.openxmlformats.org/drawingml/2006/main">
+                <a:graphicData uri="http://schemas.microsoft.com/office/word/2010/wordprocessingShape">
+                  <wps:wsp>
+                    <wps:cNvSpPr txBox="1"/>
+                    <wps:spPr>
+                      <a:xfrm>
+                        <a:off x="0" y="0"/>
+                        <a:ext cx="4027805" cy="345440"/>
+                      </a:xfrm>
+                      <a:prstGeom prst="rect">
+                        <a:avLst/>
+                      </a:prstGeom>
+                      <a:noFill/>
+                      <a:ln>
+                        <a:noFill/>
+                      </a:ln>
+                    </wps:spPr>
+                    <wps:txbx>
+                      <w:txbxContent>
+                        <w:p>
+                          <w:pPr>
+                            <w:rPr>
+                              <w:rFonts w:ascii="Aptos" w:eastAsia="Aptos" w:hAnsi="Aptos" w:cs="Aptos"/>
+                              <w:noProof/>
+                              <w:color w:val="000000"/>
+                              <w:sz w:val="20"/>
+                              <w:szCs w:val="20"/>
+                            </w:rPr>
+                          </w:pPr>
+                          <w:r>
+                            <w:rPr>
+                              <w:rFonts w:ascii="Aptos" w:eastAsia="Aptos" w:hAnsi="Aptos" w:cs="Aptos"/>
+                              <w:noProof/>
+                              <w:color w:val="000000"/>
+                              <w:sz w:val="20"/>
+                              <w:szCs w:val="20"/>
+                            </w:rPr>
+                            <w:t xml:space="preserve"> (  X  ) Público    (   ) Interno  (   ) Setorial  (  ) Confidencial  (  ) Dados Pessoais</w:t>
+                          </w:r>
+                        </w:p>
+                      </w:txbxContent>
+                    </wps:txbx>
+                    <wps:bodyPr rot="0" spcFirstLastPara="0" vertOverflow="overflow" horzOverflow="overflow" vert="horz" wrap="none" lIns="0" tIns="0" rIns="0" bIns="190500" numCol="1" spcCol="0" rtlCol="0" fromWordArt="0" anchor="b" anchorCtr="0" forceAA="0" compatLnSpc="1">
+                      <a:prstTxWarp prst="textNoShape">
+                        <a:avLst/>
+                      </a:prstTxWarp>
+                      <a:spAutoFit/>
+                    </wps:bodyPr>
+                  </wps:wsp>
+                </a:graphicData>
+              </a:graphic>
+            </wp:anchor>
+          </w:drawing>
+        </mc:Choice>
+        <mc:Fallback>
+          <w:pict>
+            <v:shapetype w14:anchorId="430AC06F" id="_x0000_t202" coordsize="21600,21600" o:spt="202" path="m,l,21600r21600,l21600,xe">
+              <v:stroke joinstyle="miter"/>
+              <v:path gradientshapeok="t" o:connecttype="rect"/>
+            </v:shapetype>
+            <v:shape id="Caixa de Texto 7" o:spid="_x0000_s1027" type="#_x0000_t202" alt=" (  X  ) Público    (   ) Interno  (   ) Setorial  (  ) Confidencial  (  ) Dados Pessoais" style="position:absolute;left:0;text-align:left;margin-left:0;margin-top:0;width:317.15pt;height:27.2pt;z-index:251658246;visibility:visible;mso-wrap-style:none;mso-wrap-distance-left:0;mso-wrap-distance-top:0;mso-wrap-distance-right:0;mso-wrap-distance-bottom:0;mso-position-horizontal:center;mso-position-horizontal-relative:page;mso-position-vertical:bottom;mso-position-vertical-relative:page;v-text-anchor:bottom" o:gfxdata="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" filled="f" stroked="f">
+              <v:fill o:detectmouseclick="t"/>
+              <v:textbox style="mso-fit-shape-to-text:t" inset="0,0,0,15pt">
+                <w:txbxContent>
+                  <w:p>
+                    <w:pPr>
+                      <w:rPr>
+                        <w:rFonts w:ascii="Aptos" w:eastAsia="Aptos" w:hAnsi="Aptos" w:cs="Aptos"/>
+                        <w:noProof/>
+                        <w:color w:val="000000"/>
+                        <w:sz w:val="20"/>
+                        <w:szCs w:val="20"/>
+                      </w:rPr>
+                    </w:pPr>
+                    <w:r>
+                      <w:rPr>
+                        <w:rFonts w:ascii="Aptos" w:eastAsia="Aptos" w:hAnsi="Aptos" w:cs="Aptos"/>
+                        <w:noProof/>
+                        <w:color w:val="000000"/>
+                        <w:sz w:val="20"/>
+                        <w:szCs w:val="20"/>
+                      </w:rPr>
+                      <w:t xml:space="preserve"> (  X  ) Público    (   ) Interno  (   ) Setorial  (  ) Confidencial  (  ) Dados Pessoais</w:t>
+                    </w:r>
+                  </w:p>
+                </w:txbxContent>
+              </v:textbox>
+              <w10:wrap anchorx="page" anchory="page"/>
+            </v:shape>
+          </w:pict>
+        </mc:Fallback>
+      </mc:AlternateContent>
+    </w:r>
+    <w:r>
+      <w:rPr>
+        <w:rFonts w:ascii="Verdana" w:hAnsi="Verdana" w:cs="Arial"/>
+        <w:noProof/>
+        <w:sz w:val="14"/>
+        <w:szCs w:val="14"/>
+      </w:rPr>
+      <mc:AlternateContent>
+        <mc:Choice Requires="wps">
+          <w:drawing>
+            <wp:anchor distT="0" distB="0" distL="114300" distR="114300" simplePos="0" relativeHeight="251658243" behindDoc="0" locked="0" layoutInCell="1" allowOverlap="1" wp14:anchorId="5292A3C1" wp14:editId="5EA0F947">
               <wp:simplePos x="0" y="0"/>
               <wp:positionH relativeFrom="column">
                 <wp:posOffset>-142875</wp:posOffset>
@@ -2385,11 +2522,7 @@
         </mc:Choice>
         <mc:Fallback>
           <w:pict>
-            <v:shapetype id="_x0000_t202" coordsize="21600,21600" o:spt="202" path="m,l,21600r21600,l21600,xe">
-              <v:stroke joinstyle="miter"/>
-              <v:path gradientshapeok="t" o:connecttype="rect"/>
-            </v:shapetype>
-            <v:shape id="Text Box 6" o:spid="_x0000_s1026" type="#_x0000_t202" style="position:absolute;left:0;text-align:left;margin-left:-11.25pt;margin-top:-156.2pt;width:22.35pt;height:134.7pt;z-index:251658752;visibility:visible;mso-wrap-style:square;mso-width-percent:0;mso-height-percent:0;mso-wrap-distance-left:9pt;mso-wrap-distance-top:0;mso-wrap-distance-right:9pt;mso-wrap-distance-bottom:0;mso-position-horizontal:absolute;mso-position-horizontal-relative:text;mso-position-vertical:absolute;mso-position-vertical-relative:text;mso-width-percent:0;mso-height-percent:0;mso-width-relative:page;mso-height-relative:page;v-text-anchor:top" o:gfxdata="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" stroked="f">
+            <v:shape w14:anchorId="5292A3C1" id="Text Box 6" o:spid="_x0000_s1028" type="#_x0000_t202" style="position:absolute;left:0;text-align:left;margin-left:-11.25pt;margin-top:-156.2pt;width:22.35pt;height:134.7pt;z-index:251658243;visibility:visible;mso-wrap-style:square;mso-width-percent:0;mso-height-percent:0;mso-wrap-distance-left:9pt;mso-wrap-distance-top:0;mso-wrap-distance-right:9pt;mso-wrap-distance-bottom:0;mso-position-horizontal:absolute;mso-position-horizontal-relative:text;mso-position-vertical:absolute;mso-position-vertical-relative:text;mso-width-percent:0;mso-height-percent:0;mso-width-relative:page;mso-height-relative:page;v-text-anchor:top" o:gfxdata="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" stroked="f">
               <v:textbox style="layout-flow:vertical;mso-layout-flow-alt:bottom-to-top">
                 <w:txbxContent>
                   <w:p>
@@ -2545,8 +2678,8 @@
 </w:ftr>
 </file>
 
-<file path=word/footer2.xml><?xml version="1.0" encoding="utf-8"?>
-<w:ftr xmlns:wpc="http://schemas.microsoft.com/office/word/2010/wordprocessingCanvas" xmlns:cx="http://schemas.microsoft.com/office/drawing/2014/chartex" xmlns:cx1="http://schemas.microsoft.com/office/drawing/2015/9/8/chartex" xmlns:mc="http://schemas.openxmlformats.org/markup-compatibility/2006" xmlns:o="urn:schemas-microsoft-com:office:office" xmlns:r="http://schemas.openxmlformats.org/officeDocument/2006/relationships" xmlns:m="http://schemas.openxmlformats.org/officeDocument/2006/math" xmlns:v="urn:schemas-microsoft-com:vml" xmlns:wp14="http://schemas.microsoft.com/office/word/2010/wordprocessingDrawing" xmlns:wp="http://schemas.openxmlformats.org/drawingml/2006/wordprocessingDrawing" xmlns:w10="urn:schemas-microsoft-com:office:word" xmlns:w="http://schemas.openxmlformats.org/wordprocessingml/2006/main" xmlns:w14="http://schemas.microsoft.com/office/word/2010/wordml" xmlns:w15="http://schemas.microsoft.com/office/word/2012/wordml" xmlns:w16se="http://schemas.microsoft.com/office/word/2015/wordml/symex" xmlns:wpg="http://schemas.microsoft.com/office/word/2010/wordprocessingGroup" xmlns:wpi="http://schemas.microsoft.com/office/word/2010/wordprocessingInk" xmlns:wne="http://schemas.microsoft.com/office/word/2006/wordml" xmlns:wps="http://schemas.microsoft.com/office/word/2010/wordprocessingShape" mc:Ignorable="w14 w15 w16se wp14">
+<file path=word/footer3.xml><?xml version="1.0" encoding="utf-8"?>
+<w:ftr xmlns:wpc="http://schemas.microsoft.com/office/word/2010/wordprocessingCanvas" xmlns:cx="http://schemas.microsoft.com/office/drawing/2014/chartex" xmlns:cx1="http://schemas.microsoft.com/office/drawing/2015/9/8/chartex" xmlns:cx2="http://schemas.microsoft.com/office/drawing/2015/10/21/chartex" xmlns:cx3="http://schemas.microsoft.com/office/drawing/2016/5/9/chartex" xmlns:cx4="http://schemas.microsoft.com/office/drawing/2016/5/10/chartex" xmlns:cx5="http://schemas.microsoft.com/office/drawing/2016/5/11/chartex" xmlns:cx6="http://schemas.microsoft.com/office/drawing/2016/5/12/chartex" xmlns:cx7="http://schemas.microsoft.com/office/drawing/2016/5/13/chartex" xmlns:cx8="http://schemas.microsoft.com/office/drawing/2016/5/14/chartex" xmlns:mc="http://schemas.openxmlformats.org/markup-compatibility/2006" xmlns:aink="http://schemas.microsoft.com/office/drawing/2016/ink" xmlns:am3d="http://schemas.microsoft.com/office/drawing/2017/model3d" xmlns:o="urn:schemas-microsoft-com:office:office" xmlns:oel="http://schemas.microsoft.com/office/2019/extlst" xmlns:r="http://schemas.openxmlformats.org/officeDocument/2006/relationships" xmlns:m="http://schemas.openxmlformats.org/officeDocument/2006/math" xmlns:v="urn:schemas-microsoft-com:vml" xmlns:wp14="http://schemas.microsoft.com/office/word/2010/wordprocessingDrawing" xmlns:wp="http://schemas.openxmlformats.org/drawingml/2006/wordprocessingDrawing" xmlns:w10="urn:schemas-microsoft-com:office:word" xmlns:w="http://schemas.openxmlformats.org/wordprocessingml/2006/main" xmlns:w14="http://schemas.microsoft.com/office/word/2010/wordml" xmlns:w15="http://schemas.microsoft.com/office/word/2012/wordml" xmlns:w16cex="http://schemas.microsoft.com/office/word/2018/wordml/cex" xmlns:w16cid="http://schemas.microsoft.com/office/word/2016/wordml/cid" xmlns:w16="http://schemas.microsoft.com/office/word/2018/wordml" xmlns:w16du="http://schemas.microsoft.com/office/word/2023/wordml/word16du" xmlns:w16sdtdh="http://schemas.microsoft.com/office/word/2020/wordml/sdtdatahash" xmlns:w16sdtfl="http://schemas.microsoft.com/office/word/2024/wordml/sdtformatlock" xmlns:w16se="http://schemas.microsoft.com/office/word/2015/wordml/symex" xmlns:wpg="http://schemas.microsoft.com/office/word/2010/wordprocessingGroup" xmlns:wpi="http://schemas.microsoft.com/office/word/2010/wordprocessingInk" xmlns:wne="http://schemas.microsoft.com/office/word/2006/wordml" xmlns:wps="http://schemas.microsoft.com/office/word/2010/wordprocessingShape" mc:Ignorable="w14 w15 w16se w16cid w16 w16cex w16sdtdh w16sdtfl w16du wp14">
   <w:p>
     <w:pPr>
       <w:pStyle w:val="Rodap"/>
@@ -2571,7 +2704,129 @@
       <mc:AlternateContent>
         <mc:Choice Requires="wps">
           <w:drawing>
-            <wp:anchor distT="0" distB="0" distL="114300" distR="114300" simplePos="0" relativeHeight="251657728" behindDoc="1" locked="0" layoutInCell="1" allowOverlap="1">
+            <wp:anchor distT="0" distB="0" distL="0" distR="0" simplePos="0" relativeHeight="251658245" behindDoc="0" locked="0" layoutInCell="1" allowOverlap="1" wp14:anchorId="0D3FB95B" wp14:editId="38D4948F">
+              <wp:simplePos x="809625" y="10144125"/>
+              <wp:positionH relativeFrom="page">
+                <wp:align>center</wp:align>
+              </wp:positionH>
+              <wp:positionV relativeFrom="page">
+                <wp:align>bottom</wp:align>
+              </wp:positionV>
+              <wp:extent cx="4027805" cy="345440"/>
+              <wp:effectExtent l="0" t="0" r="10795" b="0"/>
+              <wp:wrapNone/>
+              <wp:docPr id="777191799" name="Caixa de Texto 5" descr=" (  X  ) Público    (   ) Interno  (   ) Setorial  (  ) Confidencial  (  ) Dados Pessoais">
+                <a:extLst xmlns:a="http://schemas.openxmlformats.org/drawingml/2006/main">
+                  <a:ext uri="{5AE41FA2-C0FF-4470-9BD4-5FADCA87CBE2}">
+                    <aclsh:classification xmlns:aclsh="http://schemas.microsoft.com/office/drawing/2020/classificationShape" classificationOutcomeType="ftr"/>
+                  </a:ext>
+                </a:extLst>
+              </wp:docPr>
+              <wp:cNvGraphicFramePr/>
+              <a:graphic xmlns:a="http://schemas.openxmlformats.org/drawingml/2006/main">
+                <a:graphicData uri="http://schemas.microsoft.com/office/word/2010/wordprocessingShape">
+                  <wps:wsp>
+                    <wps:cNvSpPr txBox="1"/>
+                    <wps:spPr>
+                      <a:xfrm>
+                        <a:off x="0" y="0"/>
+                        <a:ext cx="4027805" cy="345440"/>
+                      </a:xfrm>
+                      <a:prstGeom prst="rect">
+                        <a:avLst/>
+                      </a:prstGeom>
+                      <a:noFill/>
+                      <a:ln>
+                        <a:noFill/>
+                      </a:ln>
+                    </wps:spPr>
+                    <wps:txbx>
+                      <w:txbxContent>
+                        <w:p>
+                          <w:pPr>
+                            <w:rPr>
+                              <w:rFonts w:ascii="Aptos" w:eastAsia="Aptos" w:hAnsi="Aptos" w:cs="Aptos"/>
+                              <w:noProof/>
+                              <w:color w:val="000000"/>
+                              <w:sz w:val="20"/>
+                              <w:szCs w:val="20"/>
+                            </w:rPr>
+                          </w:pPr>
+                          <w:r>
+                            <w:rPr>
+                              <w:rFonts w:ascii="Aptos" w:eastAsia="Aptos" w:hAnsi="Aptos" w:cs="Aptos"/>
+                              <w:noProof/>
+                              <w:color w:val="000000"/>
+                              <w:sz w:val="20"/>
+                              <w:szCs w:val="20"/>
+                            </w:rPr>
+                            <w:t xml:space="preserve"> (  X  ) Público    (   ) Interno  (   ) Setorial  (  ) Confidencial  (  ) Dados Pessoais</w:t>
+                          </w:r>
+                        </w:p>
+                      </w:txbxContent>
+                    </wps:txbx>
+                    <wps:bodyPr rot="0" spcFirstLastPara="0" vertOverflow="overflow" horzOverflow="overflow" vert="horz" wrap="none" lIns="0" tIns="0" rIns="0" bIns="190500" numCol="1" spcCol="0" rtlCol="0" fromWordArt="0" anchor="b" anchorCtr="0" forceAA="0" compatLnSpc="1">
+                      <a:prstTxWarp prst="textNoShape">
+                        <a:avLst/>
+                      </a:prstTxWarp>
+                      <a:spAutoFit/>
+                    </wps:bodyPr>
+                  </wps:wsp>
+                </a:graphicData>
+              </a:graphic>
+            </wp:anchor>
+          </w:drawing>
+        </mc:Choice>
+        <mc:Fallback>
+          <w:pict>
+            <v:shapetype w14:anchorId="0D3FB95B" id="_x0000_t202" coordsize="21600,21600" o:spt="202" path="m,l,21600r21600,l21600,xe">
+              <v:stroke joinstyle="miter"/>
+              <v:path gradientshapeok="t" o:connecttype="rect"/>
+            </v:shapetype>
+            <v:shape id="Caixa de Texto 5" o:spid="_x0000_s1029" type="#_x0000_t202" alt=" (  X  ) Público    (   ) Interno  (   ) Setorial  (  ) Confidencial  (  ) Dados Pessoais" style="position:absolute;left:0;text-align:left;margin-left:0;margin-top:0;width:317.15pt;height:27.2pt;z-index:251658245;visibility:visible;mso-wrap-style:none;mso-wrap-distance-left:0;mso-wrap-distance-top:0;mso-wrap-distance-right:0;mso-wrap-distance-bottom:0;mso-position-horizontal:center;mso-position-horizontal-relative:page;mso-position-vertical:bottom;mso-position-vertical-relative:page;v-text-anchor:bottom" o:gfxdata="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" filled="f" stroked="f">
+              <v:fill o:detectmouseclick="t"/>
+              <v:textbox style="mso-fit-shape-to-text:t" inset="0,0,0,15pt">
+                <w:txbxContent>
+                  <w:p>
+                    <w:pPr>
+                      <w:rPr>
+                        <w:rFonts w:ascii="Aptos" w:eastAsia="Aptos" w:hAnsi="Aptos" w:cs="Aptos"/>
+                        <w:noProof/>
+                        <w:color w:val="000000"/>
+                        <w:sz w:val="20"/>
+                        <w:szCs w:val="20"/>
+                      </w:rPr>
+                    </w:pPr>
+                    <w:r>
+                      <w:rPr>
+                        <w:rFonts w:ascii="Aptos" w:eastAsia="Aptos" w:hAnsi="Aptos" w:cs="Aptos"/>
+                        <w:noProof/>
+                        <w:color w:val="000000"/>
+                        <w:sz w:val="20"/>
+                        <w:szCs w:val="20"/>
+                      </w:rPr>
+                      <w:t xml:space="preserve"> (  X  ) Público    (   ) Interno  (   ) Setorial  (  ) Confidencial  (  ) Dados Pessoais</w:t>
+                    </w:r>
+                  </w:p>
+                </w:txbxContent>
+              </v:textbox>
+              <w10:wrap anchorx="page" anchory="page"/>
+            </v:shape>
+          </w:pict>
+        </mc:Fallback>
+      </mc:AlternateContent>
+    </w:r>
+    <w:r>
+      <w:rPr>
+        <w:rFonts w:ascii="Segoe UI" w:hAnsi="Segoe UI" w:cs="Segoe UI"/>
+        <w:noProof/>
+        <w:sz w:val="14"/>
+        <w:szCs w:val="14"/>
+      </w:rPr>
+      <mc:AlternateContent>
+        <mc:Choice Requires="wps">
+          <w:drawing>
+            <wp:anchor distT="0" distB="0" distL="114300" distR="114300" simplePos="0" relativeHeight="251658242" behindDoc="1" locked="0" layoutInCell="1" allowOverlap="1" wp14:anchorId="4071726E" wp14:editId="5B3FC4D2">
               <wp:simplePos x="0" y="0"/>
               <wp:positionH relativeFrom="column">
                 <wp:posOffset>-38100</wp:posOffset>
@@ -2689,11 +2944,7 @@
         </mc:Choice>
         <mc:Fallback>
           <w:pict>
-            <v:shapetype id="_x0000_t202" coordsize="21600,21600" o:spt="202" path="m,l,21600r21600,l21600,xe">
-              <v:stroke joinstyle="miter"/>
-              <v:path gradientshapeok="t" o:connecttype="rect"/>
-            </v:shapetype>
-            <v:shape id="Text Box 5" o:spid="_x0000_s1027" type="#_x0000_t202" style="position:absolute;left:0;text-align:left;margin-left:-3pt;margin-top:-125.75pt;width:27pt;height:100.7pt;z-index:-251658752;visibility:visible;mso-wrap-style:square;mso-width-percent:0;mso-height-percent:0;mso-wrap-distance-left:9pt;mso-wrap-distance-top:0;mso-wrap-distance-right:9pt;mso-wrap-distance-bottom:0;mso-position-horizontal:absolute;mso-position-horizontal-relative:text;mso-position-vertical:absolute;mso-position-vertical-relative:text;mso-width-percent:0;mso-height-percent:0;mso-width-relative:page;mso-height-relative:page;v-text-anchor:top" o:gfxdata="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" stroked="f">
+            <v:shape w14:anchorId="4071726E" id="Text Box 5" o:spid="_x0000_s1030" type="#_x0000_t202" style="position:absolute;left:0;text-align:left;margin-left:-3pt;margin-top:-125.75pt;width:27pt;height:100.7pt;z-index:-251658238;visibility:visible;mso-wrap-style:square;mso-width-percent:0;mso-height-percent:0;mso-wrap-distance-left:9pt;mso-wrap-distance-top:0;mso-wrap-distance-right:9pt;mso-wrap-distance-bottom:0;mso-position-horizontal:absolute;mso-position-horizontal-relative:text;mso-position-vertical:absolute;mso-position-vertical-relative:text;mso-width-percent:0;mso-height-percent:0;mso-width-relative:page;mso-height-relative:page;v-text-anchor:top" o:gfxdata="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" stroked="f">
               <v:textbox style="layout-flow:vertical;mso-layout-flow-alt:bottom-to-top">
                 <w:txbxContent>
                   <w:p>
@@ -2866,7 +3117,7 @@
 </file>
 
 <file path=word/footnotes.xml><?xml version="1.0" encoding="utf-8"?>
-<w:footnotes xmlns:wpc="http://schemas.microsoft.com/office/word/2010/wordprocessingCanvas" xmlns:cx="http://schemas.microsoft.com/office/drawing/2014/chartex" xmlns:cx1="http://schemas.microsoft.com/office/drawing/2015/9/8/chartex" xmlns:mc="http://schemas.openxmlformats.org/markup-compatibility/2006" xmlns:o="urn:schemas-microsoft-com:office:office" xmlns:r="http://schemas.openxmlformats.org/officeDocument/2006/relationships" xmlns:m="http://schemas.openxmlformats.org/officeDocument/2006/math" xmlns:v="urn:schemas-microsoft-com:vml" xmlns:wp14="http://schemas.microsoft.com/office/word/2010/wordprocessingDrawing" xmlns:wp="http://schemas.openxmlformats.org/drawingml/2006/wordprocessingDrawing" xmlns:w10="urn:schemas-microsoft-com:office:word" xmlns:w="http://schemas.openxmlformats.org/wordprocessingml/2006/main" xmlns:w14="http://schemas.microsoft.com/office/word/2010/wordml" xmlns:w15="http://schemas.microsoft.com/office/word/2012/wordml" xmlns:w16se="http://schemas.microsoft.com/office/word/2015/wordml/symex" xmlns:wpg="http://schemas.microsoft.com/office/word/2010/wordprocessingGroup" xmlns:wpi="http://schemas.microsoft.com/office/word/2010/wordprocessingInk" xmlns:wne="http://schemas.microsoft.com/office/word/2006/wordml" xmlns:wps="http://schemas.microsoft.com/office/word/2010/wordprocessingShape" mc:Ignorable="w14 w15 w16se wp14">
+<w:footnotes xmlns:wpc="http://schemas.microsoft.com/office/word/2010/wordprocessingCanvas" xmlns:cx="http://schemas.microsoft.com/office/drawing/2014/chartex" xmlns:cx1="http://schemas.microsoft.com/office/drawing/2015/9/8/chartex" xmlns:cx2="http://schemas.microsoft.com/office/drawing/2015/10/21/chartex" xmlns:cx3="http://schemas.microsoft.com/office/drawing/2016/5/9/chartex" xmlns:cx4="http://schemas.microsoft.com/office/drawing/2016/5/10/chartex" xmlns:cx5="http://schemas.microsoft.com/office/drawing/2016/5/11/chartex" xmlns:cx6="http://schemas.microsoft.com/office/drawing/2016/5/12/chartex" xmlns:cx7="http://schemas.microsoft.com/office/drawing/2016/5/13/chartex" xmlns:cx8="http://schemas.microsoft.com/office/drawing/2016/5/14/chartex" xmlns:mc="http://schemas.openxmlformats.org/markup-compatibility/2006" xmlns:aink="http://schemas.microsoft.com/office/drawing/2016/ink" xmlns:am3d="http://schemas.microsoft.com/office/drawing/2017/model3d" xmlns:o="urn:schemas-microsoft-com:office:office" xmlns:oel="http://schemas.microsoft.com/office/2019/extlst" xmlns:r="http://schemas.openxmlformats.org/officeDocument/2006/relationships" xmlns:m="http://schemas.openxmlformats.org/officeDocument/2006/math" xmlns:v="urn:schemas-microsoft-com:vml" xmlns:wp14="http://schemas.microsoft.com/office/word/2010/wordprocessingDrawing" xmlns:wp="http://schemas.openxmlformats.org/drawingml/2006/wordprocessingDrawing" xmlns:w10="urn:schemas-microsoft-com:office:word" xmlns:w="http://schemas.openxmlformats.org/wordprocessingml/2006/main" xmlns:w14="http://schemas.microsoft.com/office/word/2010/wordml" xmlns:w15="http://schemas.microsoft.com/office/word/2012/wordml" xmlns:w16cex="http://schemas.microsoft.com/office/word/2018/wordml/cex" xmlns:w16cid="http://schemas.microsoft.com/office/word/2016/wordml/cid" xmlns:w16="http://schemas.microsoft.com/office/word/2018/wordml" xmlns:w16du="http://schemas.microsoft.com/office/word/2023/wordml/word16du" xmlns:w16sdtdh="http://schemas.microsoft.com/office/word/2020/wordml/sdtdatahash" xmlns:w16sdtfl="http://schemas.microsoft.com/office/word/2024/wordml/sdtformatlock" xmlns:w16se="http://schemas.microsoft.com/office/word/2015/wordml/symex" xmlns:wpg="http://schemas.microsoft.com/office/word/2010/wordprocessingGroup" xmlns:wpi="http://schemas.microsoft.com/office/word/2010/wordprocessingInk" xmlns:wne="http://schemas.microsoft.com/office/word/2006/wordml" xmlns:wps="http://schemas.microsoft.com/office/word/2010/wordprocessingShape" mc:Ignorable="w14 w15 w16se w16cid w16 w16cex w16sdtdh w16sdtfl w16du wp14">
   <w:footnote w:type="separator" w:id="-1">
     <w:p>
       <w:r>
@@ -2885,7 +3136,7 @@
 </file>
 
 <file path=word/header1.xml><?xml version="1.0" encoding="utf-8"?>
-<w:hdr xmlns:wpc="http://schemas.microsoft.com/office/word/2010/wordprocessingCanvas" xmlns:cx="http://schemas.microsoft.com/office/drawing/2014/chartex" xmlns:cx1="http://schemas.microsoft.com/office/drawing/2015/9/8/chartex" xmlns:mc="http://schemas.openxmlformats.org/markup-compatibility/2006" xmlns:o="urn:schemas-microsoft-com:office:office" xmlns:r="http://schemas.openxmlformats.org/officeDocument/2006/relationships" xmlns:m="http://schemas.openxmlformats.org/officeDocument/2006/math" xmlns:v="urn:schemas-microsoft-com:vml" xmlns:wp14="http://schemas.microsoft.com/office/word/2010/wordprocessingDrawing" xmlns:wp="http://schemas.openxmlformats.org/drawingml/2006/wordprocessingDrawing" xmlns:w10="urn:schemas-microsoft-com:office:word" xmlns:w="http://schemas.openxmlformats.org/wordprocessingml/2006/main" xmlns:w14="http://schemas.microsoft.com/office/word/2010/wordml" xmlns:w15="http://schemas.microsoft.com/office/word/2012/wordml" xmlns:w16se="http://schemas.microsoft.com/office/word/2015/wordml/symex" xmlns:wpg="http://schemas.microsoft.com/office/word/2010/wordprocessingGroup" xmlns:wpi="http://schemas.microsoft.com/office/word/2010/wordprocessingInk" xmlns:wne="http://schemas.microsoft.com/office/word/2006/wordml" xmlns:wps="http://schemas.microsoft.com/office/word/2010/wordprocessingShape" mc:Ignorable="w14 w15 w16se wp14">
+<w:hdr xmlns:wpc="http://schemas.microsoft.com/office/word/2010/wordprocessingCanvas" xmlns:cx="http://schemas.microsoft.com/office/drawing/2014/chartex" xmlns:cx1="http://schemas.microsoft.com/office/drawing/2015/9/8/chartex" xmlns:cx2="http://schemas.microsoft.com/office/drawing/2015/10/21/chartex" xmlns:cx3="http://schemas.microsoft.com/office/drawing/2016/5/9/chartex" xmlns:cx4="http://schemas.microsoft.com/office/drawing/2016/5/10/chartex" xmlns:cx5="http://schemas.microsoft.com/office/drawing/2016/5/11/chartex" xmlns:cx6="http://schemas.microsoft.com/office/drawing/2016/5/12/chartex" xmlns:cx7="http://schemas.microsoft.com/office/drawing/2016/5/13/chartex" xmlns:cx8="http://schemas.microsoft.com/office/drawing/2016/5/14/chartex" xmlns:mc="http://schemas.openxmlformats.org/markup-compatibility/2006" xmlns:aink="http://schemas.microsoft.com/office/drawing/2016/ink" xmlns:am3d="http://schemas.microsoft.com/office/drawing/2017/model3d" xmlns:o="urn:schemas-microsoft-com:office:office" xmlns:oel="http://schemas.microsoft.com/office/2019/extlst" xmlns:r="http://schemas.openxmlformats.org/officeDocument/2006/relationships" xmlns:m="http://schemas.openxmlformats.org/officeDocument/2006/math" xmlns:v="urn:schemas-microsoft-com:vml" xmlns:wp14="http://schemas.microsoft.com/office/word/2010/wordprocessingDrawing" xmlns:wp="http://schemas.openxmlformats.org/drawingml/2006/wordprocessingDrawing" xmlns:w10="urn:schemas-microsoft-com:office:word" xmlns:w="http://schemas.openxmlformats.org/wordprocessingml/2006/main" xmlns:w14="http://schemas.microsoft.com/office/word/2010/wordml" xmlns:w15="http://schemas.microsoft.com/office/word/2012/wordml" xmlns:w16cex="http://schemas.microsoft.com/office/word/2018/wordml/cex" xmlns:w16cid="http://schemas.microsoft.com/office/word/2016/wordml/cid" xmlns:w16="http://schemas.microsoft.com/office/word/2018/wordml" xmlns:w16du="http://schemas.microsoft.com/office/word/2023/wordml/word16du" xmlns:w16sdtdh="http://schemas.microsoft.com/office/word/2020/wordml/sdtdatahash" xmlns:w16sdtfl="http://schemas.microsoft.com/office/word/2024/wordml/sdtformatlock" xmlns:w16se="http://schemas.microsoft.com/office/word/2015/wordml/symex" xmlns:wpg="http://schemas.microsoft.com/office/word/2010/wordprocessingGroup" xmlns:wpi="http://schemas.microsoft.com/office/word/2010/wordprocessingInk" xmlns:wne="http://schemas.microsoft.com/office/word/2006/wordml" xmlns:wps="http://schemas.microsoft.com/office/word/2010/wordprocessingShape" mc:Ignorable="w14 w15 w16se w16cid w16 w16cex w16sdtdh w16sdtfl w16du wp14">
   <w:p>
     <w:pPr>
       <w:tabs>
@@ -2898,7 +3149,7 @@
         <w:noProof/>
       </w:rPr>
       <w:drawing>
-        <wp:anchor distT="0" distB="0" distL="114300" distR="114300" simplePos="0" relativeHeight="251659776" behindDoc="0" locked="0" layoutInCell="1" allowOverlap="1">
+        <wp:anchor distT="0" distB="0" distL="114300" distR="114300" simplePos="0" relativeHeight="251658244" behindDoc="0" locked="0" layoutInCell="1" allowOverlap="1" wp14:anchorId="08469740" wp14:editId="17251E29">
           <wp:simplePos x="0" y="0"/>
           <wp:positionH relativeFrom="column">
             <wp:posOffset>-542925</wp:posOffset>
@@ -2967,7 +3218,7 @@
       <mc:AlternateContent>
         <mc:Choice Requires="wps">
           <w:drawing>
-            <wp:anchor distT="0" distB="0" distL="114300" distR="114300" simplePos="0" relativeHeight="251655680" behindDoc="0" locked="0" layoutInCell="1" allowOverlap="1">
+            <wp:anchor distT="0" distB="0" distL="114300" distR="114300" simplePos="0" relativeHeight="251658240" behindDoc="0" locked="0" layoutInCell="1" allowOverlap="1" wp14:anchorId="0602CF4F" wp14:editId="34D7B6F5">
               <wp:simplePos x="0" y="0"/>
               <wp:positionH relativeFrom="column">
                 <wp:posOffset>209550</wp:posOffset>
@@ -3272,7 +3523,7 @@
 </file>
 
 <file path=word/header2.xml><?xml version="1.0" encoding="utf-8"?>
-<w:hdr xmlns:wpc="http://schemas.microsoft.com/office/word/2010/wordprocessingCanvas" xmlns:cx="http://schemas.microsoft.com/office/drawing/2014/chartex" xmlns:cx1="http://schemas.microsoft.com/office/drawing/2015/9/8/chartex" xmlns:mc="http://schemas.openxmlformats.org/markup-compatibility/2006" xmlns:o="urn:schemas-microsoft-com:office:office" xmlns:r="http://schemas.openxmlformats.org/officeDocument/2006/relationships" xmlns:m="http://schemas.openxmlformats.org/officeDocument/2006/math" xmlns:v="urn:schemas-microsoft-com:vml" xmlns:wp14="http://schemas.microsoft.com/office/word/2010/wordprocessingDrawing" xmlns:wp="http://schemas.openxmlformats.org/drawingml/2006/wordprocessingDrawing" xmlns:w10="urn:schemas-microsoft-com:office:word" xmlns:w="http://schemas.openxmlformats.org/wordprocessingml/2006/main" xmlns:w14="http://schemas.microsoft.com/office/word/2010/wordml" xmlns:w15="http://schemas.microsoft.com/office/word/2012/wordml" xmlns:w16se="http://schemas.microsoft.com/office/word/2015/wordml/symex" xmlns:wpg="http://schemas.microsoft.com/office/word/2010/wordprocessingGroup" xmlns:wpi="http://schemas.microsoft.com/office/word/2010/wordprocessingInk" xmlns:wne="http://schemas.microsoft.com/office/word/2006/wordml" xmlns:wps="http://schemas.microsoft.com/office/word/2010/wordprocessingShape" mc:Ignorable="w14 w15 w16se wp14">
+<w:hdr xmlns:wpc="http://schemas.microsoft.com/office/word/2010/wordprocessingCanvas" xmlns:cx="http://schemas.microsoft.com/office/drawing/2014/chartex" xmlns:cx1="http://schemas.microsoft.com/office/drawing/2015/9/8/chartex" xmlns:cx2="http://schemas.microsoft.com/office/drawing/2015/10/21/chartex" xmlns:cx3="http://schemas.microsoft.com/office/drawing/2016/5/9/chartex" xmlns:cx4="http://schemas.microsoft.com/office/drawing/2016/5/10/chartex" xmlns:cx5="http://schemas.microsoft.com/office/drawing/2016/5/11/chartex" xmlns:cx6="http://schemas.microsoft.com/office/drawing/2016/5/12/chartex" xmlns:cx7="http://schemas.microsoft.com/office/drawing/2016/5/13/chartex" xmlns:cx8="http://schemas.microsoft.com/office/drawing/2016/5/14/chartex" xmlns:mc="http://schemas.openxmlformats.org/markup-compatibility/2006" xmlns:aink="http://schemas.microsoft.com/office/drawing/2016/ink" xmlns:am3d="http://schemas.microsoft.com/office/drawing/2017/model3d" xmlns:o="urn:schemas-microsoft-com:office:office" xmlns:oel="http://schemas.microsoft.com/office/2019/extlst" xmlns:r="http://schemas.openxmlformats.org/officeDocument/2006/relationships" xmlns:m="http://schemas.openxmlformats.org/officeDocument/2006/math" xmlns:v="urn:schemas-microsoft-com:vml" xmlns:wp14="http://schemas.microsoft.com/office/word/2010/wordprocessingDrawing" xmlns:wp="http://schemas.openxmlformats.org/drawingml/2006/wordprocessingDrawing" xmlns:w10="urn:schemas-microsoft-com:office:word" xmlns:w="http://schemas.openxmlformats.org/wordprocessingml/2006/main" xmlns:w14="http://schemas.microsoft.com/office/word/2010/wordml" xmlns:w15="http://schemas.microsoft.com/office/word/2012/wordml" xmlns:w16cex="http://schemas.microsoft.com/office/word/2018/wordml/cex" xmlns:w16cid="http://schemas.microsoft.com/office/word/2016/wordml/cid" xmlns:w16="http://schemas.microsoft.com/office/word/2018/wordml" xmlns:w16du="http://schemas.microsoft.com/office/word/2023/wordml/word16du" xmlns:w16sdtdh="http://schemas.microsoft.com/office/word/2020/wordml/sdtdatahash" xmlns:w16sdtfl="http://schemas.microsoft.com/office/word/2024/wordml/sdtformatlock" xmlns:w16se="http://schemas.microsoft.com/office/word/2015/wordml/symex" xmlns:wpg="http://schemas.microsoft.com/office/word/2010/wordprocessingGroup" xmlns:wpi="http://schemas.microsoft.com/office/word/2010/wordprocessingInk" xmlns:wne="http://schemas.microsoft.com/office/word/2006/wordml" xmlns:wps="http://schemas.microsoft.com/office/word/2010/wordprocessingShape" mc:Ignorable="w14 w15 w16se w16cid w16 w16cex w16sdtdh w16sdtfl w16du wp14">
   <w:p>
     <w:pPr>
       <w:pStyle w:val="Cabealho"/>
@@ -3290,7 +3541,7 @@
       <mc:AlternateContent>
         <mc:Choice Requires="wps">
           <w:drawing>
-            <wp:anchor distT="0" distB="0" distL="114300" distR="114300" simplePos="0" relativeHeight="251656704" behindDoc="0" locked="0" layoutInCell="1" allowOverlap="1">
+            <wp:anchor distT="0" distB="0" distL="114300" distR="114300" simplePos="0" relativeHeight="251658241" behindDoc="0" locked="0" layoutInCell="1" allowOverlap="1" wp14:anchorId="608814A6" wp14:editId="5F8D07CF">
               <wp:simplePos x="0" y="0"/>
               <wp:positionH relativeFrom="column">
                 <wp:posOffset>201930</wp:posOffset>
@@ -3363,7 +3614,7 @@
 </file>
 
 <file path=word/numbering.xml><?xml version="1.0" encoding="utf-8"?>
-<w:numbering xmlns:wpc="http://schemas.microsoft.com/office/word/2010/wordprocessingCanvas" xmlns:cx="http://schemas.microsoft.com/office/drawing/2014/chartex" xmlns:cx1="http://schemas.microsoft.com/office/drawing/2015/9/8/chartex" xmlns:mc="http://schemas.openxmlformats.org/markup-compatibility/2006" xmlns:o="urn:schemas-microsoft-com:office:office" xmlns:r="http://schemas.openxmlformats.org/officeDocument/2006/relationships" xmlns:m="http://schemas.openxmlformats.org/officeDocument/2006/math" xmlns:v="urn:schemas-microsoft-com:vml" xmlns:wp14="http://schemas.microsoft.com/office/word/2010/wordprocessingDrawing" xmlns:wp="http://schemas.openxmlformats.org/drawingml/2006/wordprocessingDrawing" xmlns:w10="urn:schemas-microsoft-com:office:word" xmlns:w="http://schemas.openxmlformats.org/wordprocessingml/2006/main" xmlns:w14="http://schemas.microsoft.com/office/word/2010/wordml" xmlns:w15="http://schemas.microsoft.com/office/word/2012/wordml" xmlns:w16se="http://schemas.microsoft.com/office/word/2015/wordml/symex" xmlns:wpg="http://schemas.microsoft.com/office/word/2010/wordprocessingGroup" xmlns:wpi="http://schemas.microsoft.com/office/word/2010/wordprocessingInk" xmlns:wne="http://schemas.microsoft.com/office/word/2006/wordml" xmlns:wps="http://schemas.microsoft.com/office/word/2010/wordprocessingShape" mc:Ignorable="w14 w15 w16se wp14">
+<w:numbering xmlns:wpc="http://schemas.microsoft.com/office/word/2010/wordprocessingCanvas" xmlns:cx="http://schemas.microsoft.com/office/drawing/2014/chartex" xmlns:cx1="http://schemas.microsoft.com/office/drawing/2015/9/8/chartex" xmlns:cx2="http://schemas.microsoft.com/office/drawing/2015/10/21/chartex" xmlns:cx3="http://schemas.microsoft.com/office/drawing/2016/5/9/chartex" xmlns:cx4="http://schemas.microsoft.com/office/drawing/2016/5/10/chartex" xmlns:cx5="http://schemas.microsoft.com/office/drawing/2016/5/11/chartex" xmlns:cx6="http://schemas.microsoft.com/office/drawing/2016/5/12/chartex" xmlns:cx7="http://schemas.microsoft.com/office/drawing/2016/5/13/chartex" xmlns:cx8="http://schemas.microsoft.com/office/drawing/2016/5/14/chartex" xmlns:mc="http://schemas.openxmlformats.org/markup-compatibility/2006" xmlns:aink="http://schemas.microsoft.com/office/drawing/2016/ink" xmlns:am3d="http://schemas.microsoft.com/office/drawing/2017/model3d" xmlns:o="urn:schemas-microsoft-com:office:office" xmlns:oel="http://schemas.microsoft.com/office/2019/extlst" xmlns:r="http://schemas.openxmlformats.org/officeDocument/2006/relationships" xmlns:m="http://schemas.openxmlformats.org/officeDocument/2006/math" xmlns:v="urn:schemas-microsoft-com:vml" xmlns:wp14="http://schemas.microsoft.com/office/word/2010/wordprocessingDrawing" xmlns:wp="http://schemas.openxmlformats.org/drawingml/2006/wordprocessingDrawing" xmlns:w10="urn:schemas-microsoft-com:office:word" xmlns:w="http://schemas.openxmlformats.org/wordprocessingml/2006/main" xmlns:w14="http://schemas.microsoft.com/office/word/2010/wordml" xmlns:w15="http://schemas.microsoft.com/office/word/2012/wordml" xmlns:w16cex="http://schemas.microsoft.com/office/word/2018/wordml/cex" xmlns:w16cid="http://schemas.microsoft.com/office/word/2016/wordml/cid" xmlns:w16="http://schemas.microsoft.com/office/word/2018/wordml" xmlns:w16du="http://schemas.microsoft.com/office/word/2023/wordml/word16du" xmlns:w16sdtdh="http://schemas.microsoft.com/office/word/2020/wordml/sdtdatahash" xmlns:w16sdtfl="http://schemas.microsoft.com/office/word/2024/wordml/sdtformatlock" xmlns:w16se="http://schemas.microsoft.com/office/word/2015/wordml/symex" xmlns:wpg="http://schemas.microsoft.com/office/word/2010/wordprocessingGroup" xmlns:wpi="http://schemas.microsoft.com/office/word/2010/wordprocessingInk" xmlns:wne="http://schemas.microsoft.com/office/word/2006/wordml" xmlns:wps="http://schemas.microsoft.com/office/word/2010/wordprocessingShape" mc:Ignorable="w14 w15 w16se w16cid w16 w16cex w16sdtdh w16sdtfl w16du wp14">
   <w:abstractNum w:abstractNumId="0" w15:restartNumberingAfterBreak="0">
     <w:nsid w:val="0CC63C76"/>
     <w:multiLevelType w:val="multilevel"/>
@@ -4967,65 +5218,65 @@
       </w:pPr>
     </w:lvl>
   </w:abstractNum>
-  <w:num w:numId="1">
+  <w:num w:numId="1" w16cid:durableId="1283927762">
     <w:abstractNumId w:val="14"/>
   </w:num>
-  <w:num w:numId="2">
+  <w:num w:numId="2" w16cid:durableId="1575776228">
     <w:abstractNumId w:val="6"/>
     <w:lvlOverride w:ilvl="0">
       <w:startOverride w:val="1"/>
     </w:lvlOverride>
   </w:num>
-  <w:num w:numId="3">
+  <w:num w:numId="3" w16cid:durableId="711727493">
     <w:abstractNumId w:val="4"/>
     <w:lvlOverride w:ilvl="0">
       <w:startOverride w:val="1"/>
     </w:lvlOverride>
   </w:num>
-  <w:num w:numId="4">
+  <w:num w:numId="4" w16cid:durableId="1323267144">
     <w:abstractNumId w:val="12"/>
   </w:num>
-  <w:num w:numId="5">
+  <w:num w:numId="5" w16cid:durableId="820073330">
     <w:abstractNumId w:val="8"/>
   </w:num>
-  <w:num w:numId="6">
+  <w:num w:numId="6" w16cid:durableId="1205558565">
     <w:abstractNumId w:val="10"/>
   </w:num>
-  <w:num w:numId="7">
+  <w:num w:numId="7" w16cid:durableId="1873180717">
     <w:abstractNumId w:val="2"/>
   </w:num>
-  <w:num w:numId="8">
+  <w:num w:numId="8" w16cid:durableId="1855414050">
     <w:abstractNumId w:val="0"/>
   </w:num>
-  <w:num w:numId="9">
+  <w:num w:numId="9" w16cid:durableId="1630747634">
     <w:abstractNumId w:val="3"/>
   </w:num>
-  <w:num w:numId="10">
+  <w:num w:numId="10" w16cid:durableId="83648675">
     <w:abstractNumId w:val="11"/>
   </w:num>
-  <w:num w:numId="11">
+  <w:num w:numId="11" w16cid:durableId="211621584">
     <w:abstractNumId w:val="13"/>
   </w:num>
-  <w:num w:numId="12">
+  <w:num w:numId="12" w16cid:durableId="676812169">
     <w:abstractNumId w:val="15"/>
   </w:num>
-  <w:num w:numId="13">
+  <w:num w:numId="13" w16cid:durableId="717777889">
     <w:abstractNumId w:val="9"/>
   </w:num>
-  <w:num w:numId="14">
+  <w:num w:numId="14" w16cid:durableId="857081498">
     <w:abstractNumId w:val="7"/>
   </w:num>
-  <w:num w:numId="15">
+  <w:num w:numId="15" w16cid:durableId="2010060031">
     <w:abstractNumId w:val="1"/>
   </w:num>
-  <w:num w:numId="16">
+  <w:num w:numId="16" w16cid:durableId="1152261028">
     <w:abstractNumId w:val="5"/>
   </w:num>
 </w:numbering>
 </file>
 
 <file path=word/styles.xml><?xml version="1.0" encoding="utf-8"?>
-<w:styles xmlns:mc="http://schemas.openxmlformats.org/markup-compatibility/2006" xmlns:r="http://schemas.openxmlformats.org/officeDocument/2006/relationships" xmlns:w="http://schemas.openxmlformats.org/wordprocessingml/2006/main" xmlns:w14="http://schemas.microsoft.com/office/word/2010/wordml" xmlns:w15="http://schemas.microsoft.com/office/word/2012/wordml" xmlns:w16se="http://schemas.microsoft.com/office/word/2015/wordml/symex" mc:Ignorable="w14 w15 w16se">
+<w:styles xmlns:mc="http://schemas.openxmlformats.org/markup-compatibility/2006" xmlns:r="http://schemas.openxmlformats.org/officeDocument/2006/relationships" xmlns:w="http://schemas.openxmlformats.org/wordprocessingml/2006/main" xmlns:w14="http://schemas.microsoft.com/office/word/2010/wordml" xmlns:w15="http://schemas.microsoft.com/office/word/2012/wordml" xmlns:w16cex="http://schemas.microsoft.com/office/word/2018/wordml/cex" xmlns:w16cid="http://schemas.microsoft.com/office/word/2016/wordml/cid" xmlns:w16="http://schemas.microsoft.com/office/word/2018/wordml" xmlns:w16du="http://schemas.microsoft.com/office/word/2023/wordml/word16du" xmlns:w16sdtdh="http://schemas.microsoft.com/office/word/2020/wordml/sdtdatahash" xmlns:w16sdtfl="http://schemas.microsoft.com/office/word/2024/wordml/sdtformatlock" xmlns:w16se="http://schemas.microsoft.com/office/word/2015/wordml/symex" mc:Ignorable="w14 w15 w16se w16cid w16 w16cex w16sdtdh w16sdtfl w16du">
   <w:docDefaults>
     <w:rPrDefault>
       <w:rPr>
@@ -5035,7 +5286,7 @@
     </w:rPrDefault>
     <w:pPrDefault/>
   </w:docDefaults>
-  <w:latentStyles w:defLockedState="0" w:defUIPriority="0" w:defSemiHidden="0" w:defUnhideWhenUsed="0" w:defQFormat="0" w:count="371">
+  <w:latentStyles w:defLockedState="0" w:defUIPriority="0" w:defSemiHidden="0" w:defUnhideWhenUsed="0" w:defQFormat="0" w:count="376">
     <w:lsdException w:name="Normal" w:qFormat="1"/>
     <w:lsdException w:name="heading 1" w:qFormat="1"/>
     <w:lsdException w:name="heading 2" w:semiHidden="1" w:unhideWhenUsed="1" w:qFormat="1"/>
@@ -5310,6 +5561,11 @@
     <w:lsdException w:name="List Table 5 Dark Accent 6" w:uiPriority="50"/>
     <w:lsdException w:name="List Table 6 Colorful Accent 6" w:uiPriority="51"/>
     <w:lsdException w:name="List Table 7 Colorful Accent 6" w:uiPriority="52"/>
+    <w:lsdException w:name="Mention" w:semiHidden="1" w:uiPriority="99" w:unhideWhenUsed="1"/>
+    <w:lsdException w:name="Smart Hyperlink" w:semiHidden="1" w:uiPriority="99" w:unhideWhenUsed="1"/>
+    <w:lsdException w:name="Hashtag" w:semiHidden="1" w:uiPriority="99" w:unhideWhenUsed="1"/>
+    <w:lsdException w:name="Unresolved Mention" w:semiHidden="1" w:uiPriority="99" w:unhideWhenUsed="1"/>
+    <w:lsdException w:name="Smart Link" w:semiHidden="1" w:uiPriority="99" w:unhideWhenUsed="1"/>
   </w:latentStyles>
   <w:style w:type="paragraph" w:default="1" w:styleId="Normal">
     <w:name w:val="Normal"/>
@@ -5830,4 +6086,10 @@
     </a:ext>
   </a:extLst>
 </a:theme>
+</file>
+
+<file path=docMetadata/LabelInfo.xml><?xml version="1.0" encoding="utf-8"?>
+<clbl:labelList xmlns:clbl="http://schemas.microsoft.com/office/2020/mipLabelMetadata">
+  <clbl:label id="{fb63ac9e-2213-4377-9205-4dbf73e49b6e}" enabled="1" method="Privileged" siteId="{0ad73864-486f-4f58-a5da-a44c51bf5c9b}" removed="0"/>
+</clbl:labelList>
 </file>